--- a/docs/AE-TDD-001_Test_Data_Design.docx
+++ b/docs/AE-TDD-001_Test_Data_Design.docx
@@ -68,14 +68,6 @@
                 <w:color w:val="FFFFFF"/>
                 <w:sz w:val="18"/>
               </w:rPr>
-            </w:r>
-            <w:r>
-              <w:rPr>
-                <w:rFonts w:ascii="Calibri" w:hAnsi="Calibri" w:eastAsia="Calibri"/>
-                <w:b/>
-                <w:color w:val="FFFFFF"/>
-                <w:sz w:val="18"/>
-              </w:rPr>
               <w:t>Field</w:t>
             </w:r>
           </w:p>
@@ -87,14 +79,6 @@
             <w:shd w:fill="1F4E79"/>
           </w:tcPr>
           <w:p>
-            <w:r>
-              <w:rPr>
-                <w:rFonts w:ascii="Calibri" w:hAnsi="Calibri" w:eastAsia="Calibri"/>
-                <w:b/>
-                <w:color w:val="FFFFFF"/>
-                <w:sz w:val="18"/>
-              </w:rPr>
-            </w:r>
             <w:r>
               <w:rPr>
                 <w:rFonts w:ascii="Calibri" w:hAnsi="Calibri" w:eastAsia="Calibri"/>
@@ -515,14 +499,6 @@
                 <w:color w:val="FFFFFF"/>
                 <w:sz w:val="18"/>
               </w:rPr>
-            </w:r>
-            <w:r>
-              <w:rPr>
-                <w:rFonts w:ascii="Calibri" w:hAnsi="Calibri" w:eastAsia="Calibri"/>
-                <w:b/>
-                <w:color w:val="FFFFFF"/>
-                <w:sz w:val="18"/>
-              </w:rPr>
               <w:t>Field</w:t>
             </w:r>
           </w:p>
@@ -534,14 +510,6 @@
             <w:shd w:fill="1F4E79"/>
           </w:tcPr>
           <w:p>
-            <w:r>
-              <w:rPr>
-                <w:rFonts w:ascii="Calibri" w:hAnsi="Calibri" w:eastAsia="Calibri"/>
-                <w:b/>
-                <w:color w:val="FFFFFF"/>
-                <w:sz w:val="18"/>
-              </w:rPr>
-            </w:r>
             <w:r>
               <w:rPr>
                 <w:rFonts w:ascii="Calibri" w:hAnsi="Calibri" w:eastAsia="Calibri"/>
@@ -1097,7 +1065,17 @@
                 <w:color w:val="FFFFFF"/>
                 <w:sz w:val="18"/>
               </w:rPr>
-            </w:r>
+              <w:t>Version</w:t>
+            </w:r>
+          </w:p>
+        </w:tc>
+        <w:tc>
+          <w:tcPr>
+            <w:tcW w:type="dxa" w:w="1728"/>
+            <w:vAlign w:val="center"/>
+            <w:shd w:fill="1F4E79"/>
+          </w:tcPr>
+          <w:p>
             <w:r>
               <w:rPr>
                 <w:rFonts w:ascii="Calibri" w:hAnsi="Calibri" w:eastAsia="Calibri"/>
@@ -1105,13 +1083,13 @@
                 <w:color w:val="FFFFFF"/>
                 <w:sz w:val="18"/>
               </w:rPr>
-              <w:t>Version</w:t>
-            </w:r>
-          </w:p>
-        </w:tc>
-        <w:tc>
-          <w:tcPr>
-            <w:tcW w:type="dxa" w:w="1728"/>
+              <w:t>Date</w:t>
+            </w:r>
+          </w:p>
+        </w:tc>
+        <w:tc>
+          <w:tcPr>
+            <w:tcW w:type="dxa" w:w="6768"/>
             <w:vAlign w:val="center"/>
             <w:shd w:fill="1F4E79"/>
           </w:tcPr>
@@ -1123,59 +1101,17 @@
                 <w:color w:val="FFFFFF"/>
                 <w:sz w:val="18"/>
               </w:rPr>
-            </w:r>
-            <w:r>
-              <w:rPr>
-                <w:rFonts w:ascii="Calibri" w:hAnsi="Calibri" w:eastAsia="Calibri"/>
-                <w:b/>
-                <w:color w:val="FFFFFF"/>
-                <w:sz w:val="18"/>
-              </w:rPr>
-              <w:t>Date</w:t>
-            </w:r>
-          </w:p>
-        </w:tc>
-        <w:tc>
-          <w:tcPr>
-            <w:tcW w:type="dxa" w:w="6768"/>
+              <w:t>Description</w:t>
+            </w:r>
+          </w:p>
+        </w:tc>
+        <w:tc>
+          <w:tcPr>
+            <w:tcW w:type="dxa" w:w="1728"/>
             <w:vAlign w:val="center"/>
             <w:shd w:fill="1F4E79"/>
           </w:tcPr>
           <w:p>
-            <w:r>
-              <w:rPr>
-                <w:rFonts w:ascii="Calibri" w:hAnsi="Calibri" w:eastAsia="Calibri"/>
-                <w:b/>
-                <w:color w:val="FFFFFF"/>
-                <w:sz w:val="18"/>
-              </w:rPr>
-            </w:r>
-            <w:r>
-              <w:rPr>
-                <w:rFonts w:ascii="Calibri" w:hAnsi="Calibri" w:eastAsia="Calibri"/>
-                <w:b/>
-                <w:color w:val="FFFFFF"/>
-                <w:sz w:val="18"/>
-              </w:rPr>
-              <w:t>Description</w:t>
-            </w:r>
-          </w:p>
-        </w:tc>
-        <w:tc>
-          <w:tcPr>
-            <w:tcW w:type="dxa" w:w="1728"/>
-            <w:vAlign w:val="center"/>
-            <w:shd w:fill="1F4E79"/>
-          </w:tcPr>
-          <w:p>
-            <w:r>
-              <w:rPr>
-                <w:rFonts w:ascii="Calibri" w:hAnsi="Calibri" w:eastAsia="Calibri"/>
-                <w:b/>
-                <w:color w:val="FFFFFF"/>
-                <w:sz w:val="18"/>
-              </w:rPr>
-            </w:r>
             <w:r>
               <w:rPr>
                 <w:rFonts w:ascii="Calibri" w:hAnsi="Calibri" w:eastAsia="Calibri"/>
@@ -1332,7 +1268,17 @@
                 <w:color w:val="FFFFFF"/>
                 <w:sz w:val="18"/>
               </w:rPr>
-            </w:r>
+              <w:t>Category</w:t>
+            </w:r>
+          </w:p>
+        </w:tc>
+        <w:tc>
+          <w:tcPr>
+            <w:tcW w:type="dxa" w:w="4320"/>
+            <w:vAlign w:val="center"/>
+            <w:shd w:fill="1F4E79"/>
+          </w:tcPr>
+          <w:p>
             <w:r>
               <w:rPr>
                 <w:rFonts w:ascii="Calibri" w:hAnsi="Calibri" w:eastAsia="Calibri"/>
@@ -1340,7 +1286,7 @@
                 <w:color w:val="FFFFFF"/>
                 <w:sz w:val="18"/>
               </w:rPr>
-              <w:t>Category</w:t>
+              <w:t>Coverage</w:t>
             </w:r>
           </w:p>
         </w:tc>
@@ -1351,40 +1297,6 @@
             <w:shd w:fill="1F4E79"/>
           </w:tcPr>
           <w:p>
-            <w:r>
-              <w:rPr>
-                <w:rFonts w:ascii="Calibri" w:hAnsi="Calibri" w:eastAsia="Calibri"/>
-                <w:b/>
-                <w:color w:val="FFFFFF"/>
-                <w:sz w:val="18"/>
-              </w:rPr>
-            </w:r>
-            <w:r>
-              <w:rPr>
-                <w:rFonts w:ascii="Calibri" w:hAnsi="Calibri" w:eastAsia="Calibri"/>
-                <w:b/>
-                <w:color w:val="FFFFFF"/>
-                <w:sz w:val="18"/>
-              </w:rPr>
-              <w:t>Coverage</w:t>
-            </w:r>
-          </w:p>
-        </w:tc>
-        <w:tc>
-          <w:tcPr>
-            <w:tcW w:type="dxa" w:w="4320"/>
-            <w:vAlign w:val="center"/>
-            <w:shd w:fill="1F4E79"/>
-          </w:tcPr>
-          <w:p>
-            <w:r>
-              <w:rPr>
-                <w:rFonts w:ascii="Calibri" w:hAnsi="Calibri" w:eastAsia="Calibri"/>
-                <w:b/>
-                <w:color w:val="FFFFFF"/>
-                <w:sz w:val="18"/>
-              </w:rPr>
-            </w:r>
             <w:r>
               <w:rPr>
                 <w:rFonts w:ascii="Calibri" w:hAnsi="Calibri" w:eastAsia="Calibri"/>
@@ -1945,7 +1857,17 @@
                 <w:color w:val="FFFFFF"/>
                 <w:sz w:val="18"/>
               </w:rPr>
-            </w:r>
+              <w:t>Data Type</w:t>
+            </w:r>
+          </w:p>
+        </w:tc>
+        <w:tc>
+          <w:tcPr>
+            <w:tcW w:type="dxa" w:w="4032"/>
+            <w:vAlign w:val="center"/>
+            <w:shd w:fill="1F4E79"/>
+          </w:tcPr>
+          <w:p>
             <w:r>
               <w:rPr>
                 <w:rFonts w:ascii="Calibri" w:hAnsi="Calibri" w:eastAsia="Calibri"/>
@@ -1953,51 +1875,17 @@
                 <w:color w:val="FFFFFF"/>
                 <w:sz w:val="18"/>
               </w:rPr>
-              <w:t>Data Type</w:t>
-            </w:r>
-          </w:p>
-        </w:tc>
-        <w:tc>
-          <w:tcPr>
-            <w:tcW w:type="dxa" w:w="4032"/>
+              <w:t>Naming Pattern</w:t>
+            </w:r>
+          </w:p>
+        </w:tc>
+        <w:tc>
+          <w:tcPr>
+            <w:tcW w:type="dxa" w:w="4320"/>
             <w:vAlign w:val="center"/>
             <w:shd w:fill="1F4E79"/>
           </w:tcPr>
           <w:p>
-            <w:r>
-              <w:rPr>
-                <w:rFonts w:ascii="Calibri" w:hAnsi="Calibri" w:eastAsia="Calibri"/>
-                <w:b/>
-                <w:color w:val="FFFFFF"/>
-                <w:sz w:val="18"/>
-              </w:rPr>
-            </w:r>
-            <w:r>
-              <w:rPr>
-                <w:rFonts w:ascii="Calibri" w:hAnsi="Calibri" w:eastAsia="Calibri"/>
-                <w:b/>
-                <w:color w:val="FFFFFF"/>
-                <w:sz w:val="18"/>
-              </w:rPr>
-              <w:t>Naming Pattern</w:t>
-            </w:r>
-          </w:p>
-        </w:tc>
-        <w:tc>
-          <w:tcPr>
-            <w:tcW w:type="dxa" w:w="4320"/>
-            <w:vAlign w:val="center"/>
-            <w:shd w:fill="1F4E79"/>
-          </w:tcPr>
-          <w:p>
-            <w:r>
-              <w:rPr>
-                <w:rFonts w:ascii="Calibri" w:hAnsi="Calibri" w:eastAsia="Calibri"/>
-                <w:b/>
-                <w:color w:val="FFFFFF"/>
-                <w:sz w:val="18"/>
-              </w:rPr>
-            </w:r>
             <w:r>
               <w:rPr>
                 <w:rFonts w:ascii="Calibri" w:hAnsi="Calibri" w:eastAsia="Calibri"/>
@@ -2463,7 +2351,17 @@
                 <w:color w:val="FFFFFF"/>
                 <w:sz w:val="18"/>
               </w:rPr>
-            </w:r>
+              <w:t>Data ID</w:t>
+            </w:r>
+          </w:p>
+        </w:tc>
+        <w:tc>
+          <w:tcPr>
+            <w:tcW w:type="dxa" w:w="2160"/>
+            <w:vAlign w:val="center"/>
+            <w:shd w:fill="1F4E79"/>
+          </w:tcPr>
+          <w:p>
             <w:r>
               <w:rPr>
                 <w:rFonts w:ascii="Calibri" w:hAnsi="Calibri" w:eastAsia="Calibri"/>
@@ -2471,13 +2369,13 @@
                 <w:color w:val="FFFFFF"/>
                 <w:sz w:val="18"/>
               </w:rPr>
-              <w:t>Data ID</w:t>
-            </w:r>
-          </w:p>
-        </w:tc>
-        <w:tc>
-          <w:tcPr>
-            <w:tcW w:type="dxa" w:w="2160"/>
+              <w:t>Data Type</w:t>
+            </w:r>
+          </w:p>
+        </w:tc>
+        <w:tc>
+          <w:tcPr>
+            <w:tcW w:type="dxa" w:w="2880"/>
             <w:vAlign w:val="center"/>
             <w:shd w:fill="1F4E79"/>
           </w:tcPr>
@@ -2489,7 +2387,17 @@
                 <w:color w:val="FFFFFF"/>
                 <w:sz w:val="18"/>
               </w:rPr>
-            </w:r>
+              <w:t>Purpose</w:t>
+            </w:r>
+          </w:p>
+        </w:tc>
+        <w:tc>
+          <w:tcPr>
+            <w:tcW w:type="dxa" w:w="2304"/>
+            <w:vAlign w:val="center"/>
+            <w:shd w:fill="1F4E79"/>
+          </w:tcPr>
+          <w:p>
             <w:r>
               <w:rPr>
                 <w:rFonts w:ascii="Calibri" w:hAnsi="Calibri" w:eastAsia="Calibri"/>
@@ -2497,13 +2405,13 @@
                 <w:color w:val="FFFFFF"/>
                 <w:sz w:val="18"/>
               </w:rPr>
-              <w:t>Data Type</w:t>
-            </w:r>
-          </w:p>
-        </w:tc>
-        <w:tc>
-          <w:tcPr>
-            <w:tcW w:type="dxa" w:w="2880"/>
+              <w:t>Name</w:t>
+            </w:r>
+          </w:p>
+        </w:tc>
+        <w:tc>
+          <w:tcPr>
+            <w:tcW w:type="dxa" w:w="3168"/>
             <w:vAlign w:val="center"/>
             <w:shd w:fill="1F4E79"/>
           </w:tcPr>
@@ -2515,7 +2423,17 @@
                 <w:color w:val="FFFFFF"/>
                 <w:sz w:val="18"/>
               </w:rPr>
-            </w:r>
+              <w:t>Email Strategy</w:t>
+            </w:r>
+          </w:p>
+        </w:tc>
+        <w:tc>
+          <w:tcPr>
+            <w:tcW w:type="dxa" w:w="1728"/>
+            <w:vAlign w:val="center"/>
+            <w:shd w:fill="1F4E79"/>
+          </w:tcPr>
+          <w:p>
             <w:r>
               <w:rPr>
                 <w:rFonts w:ascii="Calibri" w:hAnsi="Calibri" w:eastAsia="Calibri"/>
@@ -2523,103 +2441,17 @@
                 <w:color w:val="FFFFFF"/>
                 <w:sz w:val="18"/>
               </w:rPr>
-              <w:t>Purpose</w:t>
-            </w:r>
-          </w:p>
-        </w:tc>
-        <w:tc>
-          <w:tcPr>
-            <w:tcW w:type="dxa" w:w="2304"/>
+              <w:t>Password</w:t>
+            </w:r>
+          </w:p>
+        </w:tc>
+        <w:tc>
+          <w:tcPr>
+            <w:tcW w:type="dxa" w:w="3024"/>
             <w:vAlign w:val="center"/>
             <w:shd w:fill="1F4E79"/>
           </w:tcPr>
           <w:p>
-            <w:r>
-              <w:rPr>
-                <w:rFonts w:ascii="Calibri" w:hAnsi="Calibri" w:eastAsia="Calibri"/>
-                <w:b/>
-                <w:color w:val="FFFFFF"/>
-                <w:sz w:val="18"/>
-              </w:rPr>
-            </w:r>
-            <w:r>
-              <w:rPr>
-                <w:rFonts w:ascii="Calibri" w:hAnsi="Calibri" w:eastAsia="Calibri"/>
-                <w:b/>
-                <w:color w:val="FFFFFF"/>
-                <w:sz w:val="18"/>
-              </w:rPr>
-              <w:t>Name</w:t>
-            </w:r>
-          </w:p>
-        </w:tc>
-        <w:tc>
-          <w:tcPr>
-            <w:tcW w:type="dxa" w:w="3168"/>
-            <w:vAlign w:val="center"/>
-            <w:shd w:fill="1F4E79"/>
-          </w:tcPr>
-          <w:p>
-            <w:r>
-              <w:rPr>
-                <w:rFonts w:ascii="Calibri" w:hAnsi="Calibri" w:eastAsia="Calibri"/>
-                <w:b/>
-                <w:color w:val="FFFFFF"/>
-                <w:sz w:val="18"/>
-              </w:rPr>
-            </w:r>
-            <w:r>
-              <w:rPr>
-                <w:rFonts w:ascii="Calibri" w:hAnsi="Calibri" w:eastAsia="Calibri"/>
-                <w:b/>
-                <w:color w:val="FFFFFF"/>
-                <w:sz w:val="18"/>
-              </w:rPr>
-              <w:t>Email Strategy</w:t>
-            </w:r>
-          </w:p>
-        </w:tc>
-        <w:tc>
-          <w:tcPr>
-            <w:tcW w:type="dxa" w:w="1728"/>
-            <w:vAlign w:val="center"/>
-            <w:shd w:fill="1F4E79"/>
-          </w:tcPr>
-          <w:p>
-            <w:r>
-              <w:rPr>
-                <w:rFonts w:ascii="Calibri" w:hAnsi="Calibri" w:eastAsia="Calibri"/>
-                <w:b/>
-                <w:color w:val="FFFFFF"/>
-                <w:sz w:val="18"/>
-              </w:rPr>
-            </w:r>
-            <w:r>
-              <w:rPr>
-                <w:rFonts w:ascii="Calibri" w:hAnsi="Calibri" w:eastAsia="Calibri"/>
-                <w:b/>
-                <w:color w:val="FFFFFF"/>
-                <w:sz w:val="18"/>
-              </w:rPr>
-              <w:t>Password</w:t>
-            </w:r>
-          </w:p>
-        </w:tc>
-        <w:tc>
-          <w:tcPr>
-            <w:tcW w:type="dxa" w:w="3024"/>
-            <w:vAlign w:val="center"/>
-            <w:shd w:fill="1F4E79"/>
-          </w:tcPr>
-          <w:p>
-            <w:r>
-              <w:rPr>
-                <w:rFonts w:ascii="Calibri" w:hAnsi="Calibri" w:eastAsia="Calibri"/>
-                <w:b/>
-                <w:color w:val="FFFFFF"/>
-                <w:sz w:val="18"/>
-              </w:rPr>
-            </w:r>
             <w:r>
               <w:rPr>
                 <w:rFonts w:ascii="Calibri" w:hAnsi="Calibri" w:eastAsia="Calibri"/>
@@ -3449,7 +3281,17 @@
                 <w:color w:val="FFFFFF"/>
                 <w:sz w:val="18"/>
               </w:rPr>
-            </w:r>
+              <w:t>Data ID</w:t>
+            </w:r>
+          </w:p>
+        </w:tc>
+        <w:tc>
+          <w:tcPr>
+            <w:tcW w:type="dxa" w:w="2160"/>
+            <w:vAlign w:val="center"/>
+            <w:shd w:fill="1F4E79"/>
+          </w:tcPr>
+          <w:p>
             <w:r>
               <w:rPr>
                 <w:rFonts w:ascii="Calibri" w:hAnsi="Calibri" w:eastAsia="Calibri"/>
@@ -3457,13 +3299,13 @@
                 <w:color w:val="FFFFFF"/>
                 <w:sz w:val="18"/>
               </w:rPr>
-              <w:t>Data ID</w:t>
-            </w:r>
-          </w:p>
-        </w:tc>
-        <w:tc>
-          <w:tcPr>
-            <w:tcW w:type="dxa" w:w="2160"/>
+              <w:t>Field</w:t>
+            </w:r>
+          </w:p>
+        </w:tc>
+        <w:tc>
+          <w:tcPr>
+            <w:tcW w:type="dxa" w:w="3888"/>
             <w:vAlign w:val="center"/>
             <w:shd w:fill="1F4E79"/>
           </w:tcPr>
@@ -3475,59 +3317,17 @@
                 <w:color w:val="FFFFFF"/>
                 <w:sz w:val="18"/>
               </w:rPr>
-            </w:r>
-            <w:r>
-              <w:rPr>
-                <w:rFonts w:ascii="Calibri" w:hAnsi="Calibri" w:eastAsia="Calibri"/>
-                <w:b/>
-                <w:color w:val="FFFFFF"/>
-                <w:sz w:val="18"/>
-              </w:rPr>
-              <w:t>Field</w:t>
-            </w:r>
-          </w:p>
-        </w:tc>
-        <w:tc>
-          <w:tcPr>
-            <w:tcW w:type="dxa" w:w="3888"/>
+              <w:t>Value</w:t>
+            </w:r>
+          </w:p>
+        </w:tc>
+        <w:tc>
+          <w:tcPr>
+            <w:tcW w:type="dxa" w:w="3600"/>
             <w:vAlign w:val="center"/>
             <w:shd w:fill="1F4E79"/>
           </w:tcPr>
           <w:p>
-            <w:r>
-              <w:rPr>
-                <w:rFonts w:ascii="Calibri" w:hAnsi="Calibri" w:eastAsia="Calibri"/>
-                <w:b/>
-                <w:color w:val="FFFFFF"/>
-                <w:sz w:val="18"/>
-              </w:rPr>
-            </w:r>
-            <w:r>
-              <w:rPr>
-                <w:rFonts w:ascii="Calibri" w:hAnsi="Calibri" w:eastAsia="Calibri"/>
-                <w:b/>
-                <w:color w:val="FFFFFF"/>
-                <w:sz w:val="18"/>
-              </w:rPr>
-              <w:t>Value</w:t>
-            </w:r>
-          </w:p>
-        </w:tc>
-        <w:tc>
-          <w:tcPr>
-            <w:tcW w:type="dxa" w:w="3600"/>
-            <w:vAlign w:val="center"/>
-            <w:shd w:fill="1F4E79"/>
-          </w:tcPr>
-          <w:p>
-            <w:r>
-              <w:rPr>
-                <w:rFonts w:ascii="Calibri" w:hAnsi="Calibri" w:eastAsia="Calibri"/>
-                <w:b/>
-                <w:color w:val="FFFFFF"/>
-                <w:sz w:val="18"/>
-              </w:rPr>
-            </w:r>
             <w:r>
               <w:rPr>
                 <w:rFonts w:ascii="Calibri" w:hAnsi="Calibri" w:eastAsia="Calibri"/>
@@ -4568,7 +4368,17 @@
                 <w:color w:val="FFFFFF"/>
                 <w:sz w:val="18"/>
               </w:rPr>
-            </w:r>
+              <w:t>Data ID</w:t>
+            </w:r>
+          </w:p>
+        </w:tc>
+        <w:tc>
+          <w:tcPr>
+            <w:tcW w:type="dxa" w:w="2448"/>
+            <w:vAlign w:val="center"/>
+            <w:shd w:fill="1F4E79"/>
+          </w:tcPr>
+          <w:p>
             <w:r>
               <w:rPr>
                 <w:rFonts w:ascii="Calibri" w:hAnsi="Calibri" w:eastAsia="Calibri"/>
@@ -4576,13 +4386,13 @@
                 <w:color w:val="FFFFFF"/>
                 <w:sz w:val="18"/>
               </w:rPr>
-              <w:t>Data ID</w:t>
-            </w:r>
-          </w:p>
-        </w:tc>
-        <w:tc>
-          <w:tcPr>
-            <w:tcW w:type="dxa" w:w="2448"/>
+              <w:t>Data Type</w:t>
+            </w:r>
+          </w:p>
+        </w:tc>
+        <w:tc>
+          <w:tcPr>
+            <w:tcW w:type="dxa" w:w="3168"/>
             <w:vAlign w:val="center"/>
             <w:shd w:fill="1F4E79"/>
           </w:tcPr>
@@ -4594,7 +4404,17 @@
                 <w:color w:val="FFFFFF"/>
                 <w:sz w:val="18"/>
               </w:rPr>
-            </w:r>
+              <w:t>Value / Rule</w:t>
+            </w:r>
+          </w:p>
+        </w:tc>
+        <w:tc>
+          <w:tcPr>
+            <w:tcW w:type="dxa" w:w="3168"/>
+            <w:vAlign w:val="center"/>
+            <w:shd w:fill="1F4E79"/>
+          </w:tcPr>
+          <w:p>
             <w:r>
               <w:rPr>
                 <w:rFonts w:ascii="Calibri" w:hAnsi="Calibri" w:eastAsia="Calibri"/>
@@ -4602,77 +4422,17 @@
                 <w:color w:val="FFFFFF"/>
                 <w:sz w:val="18"/>
               </w:rPr>
-              <w:t>Data Type</w:t>
-            </w:r>
-          </w:p>
-        </w:tc>
-        <w:tc>
-          <w:tcPr>
-            <w:tcW w:type="dxa" w:w="3168"/>
+              <w:t>Purpose</w:t>
+            </w:r>
+          </w:p>
+        </w:tc>
+        <w:tc>
+          <w:tcPr>
+            <w:tcW w:type="dxa" w:w="3312"/>
             <w:vAlign w:val="center"/>
             <w:shd w:fill="1F4E79"/>
           </w:tcPr>
           <w:p>
-            <w:r>
-              <w:rPr>
-                <w:rFonts w:ascii="Calibri" w:hAnsi="Calibri" w:eastAsia="Calibri"/>
-                <w:b/>
-                <w:color w:val="FFFFFF"/>
-                <w:sz w:val="18"/>
-              </w:rPr>
-            </w:r>
-            <w:r>
-              <w:rPr>
-                <w:rFonts w:ascii="Calibri" w:hAnsi="Calibri" w:eastAsia="Calibri"/>
-                <w:b/>
-                <w:color w:val="FFFFFF"/>
-                <w:sz w:val="18"/>
-              </w:rPr>
-              <w:t>Value / Rule</w:t>
-            </w:r>
-          </w:p>
-        </w:tc>
-        <w:tc>
-          <w:tcPr>
-            <w:tcW w:type="dxa" w:w="3168"/>
-            <w:vAlign w:val="center"/>
-            <w:shd w:fill="1F4E79"/>
-          </w:tcPr>
-          <w:p>
-            <w:r>
-              <w:rPr>
-                <w:rFonts w:ascii="Calibri" w:hAnsi="Calibri" w:eastAsia="Calibri"/>
-                <w:b/>
-                <w:color w:val="FFFFFF"/>
-                <w:sz w:val="18"/>
-              </w:rPr>
-            </w:r>
-            <w:r>
-              <w:rPr>
-                <w:rFonts w:ascii="Calibri" w:hAnsi="Calibri" w:eastAsia="Calibri"/>
-                <w:b/>
-                <w:color w:val="FFFFFF"/>
-                <w:sz w:val="18"/>
-              </w:rPr>
-              <w:t>Purpose</w:t>
-            </w:r>
-          </w:p>
-        </w:tc>
-        <w:tc>
-          <w:tcPr>
-            <w:tcW w:type="dxa" w:w="3312"/>
-            <w:vAlign w:val="center"/>
-            <w:shd w:fill="1F4E79"/>
-          </w:tcPr>
-          <w:p>
-            <w:r>
-              <w:rPr>
-                <w:rFonts w:ascii="Calibri" w:hAnsi="Calibri" w:eastAsia="Calibri"/>
-                <w:b/>
-                <w:color w:val="FFFFFF"/>
-                <w:sz w:val="18"/>
-              </w:rPr>
-            </w:r>
             <w:r>
               <w:rPr>
                 <w:rFonts w:ascii="Calibri" w:hAnsi="Calibri" w:eastAsia="Calibri"/>
@@ -5842,7 +5602,17 @@
                 <w:color w:val="FFFFFF"/>
                 <w:sz w:val="18"/>
               </w:rPr>
-            </w:r>
+              <w:t>Data ID</w:t>
+            </w:r>
+          </w:p>
+        </w:tc>
+        <w:tc>
+          <w:tcPr>
+            <w:tcW w:type="dxa" w:w="2304"/>
+            <w:vAlign w:val="center"/>
+            <w:shd w:fill="1F4E79"/>
+          </w:tcPr>
+          <w:p>
             <w:r>
               <w:rPr>
                 <w:rFonts w:ascii="Calibri" w:hAnsi="Calibri" w:eastAsia="Calibri"/>
@@ -5850,13 +5620,13 @@
                 <w:color w:val="FFFFFF"/>
                 <w:sz w:val="18"/>
               </w:rPr>
-              <w:t>Data ID</w:t>
-            </w:r>
-          </w:p>
-        </w:tc>
-        <w:tc>
-          <w:tcPr>
-            <w:tcW w:type="dxa" w:w="2304"/>
+              <w:t>Field</w:t>
+            </w:r>
+          </w:p>
+        </w:tc>
+        <w:tc>
+          <w:tcPr>
+            <w:tcW w:type="dxa" w:w="4752"/>
             <w:vAlign w:val="center"/>
             <w:shd w:fill="1F4E79"/>
           </w:tcPr>
@@ -5868,59 +5638,17 @@
                 <w:color w:val="FFFFFF"/>
                 <w:sz w:val="18"/>
               </w:rPr>
-            </w:r>
-            <w:r>
-              <w:rPr>
-                <w:rFonts w:ascii="Calibri" w:hAnsi="Calibri" w:eastAsia="Calibri"/>
-                <w:b/>
-                <w:color w:val="FFFFFF"/>
-                <w:sz w:val="18"/>
-              </w:rPr>
-              <w:t>Field</w:t>
-            </w:r>
-          </w:p>
-        </w:tc>
-        <w:tc>
-          <w:tcPr>
-            <w:tcW w:type="dxa" w:w="4752"/>
+              <w:t>Value</w:t>
+            </w:r>
+          </w:p>
+        </w:tc>
+        <w:tc>
+          <w:tcPr>
+            <w:tcW w:type="dxa" w:w="3456"/>
             <w:vAlign w:val="center"/>
             <w:shd w:fill="1F4E79"/>
           </w:tcPr>
           <w:p>
-            <w:r>
-              <w:rPr>
-                <w:rFonts w:ascii="Calibri" w:hAnsi="Calibri" w:eastAsia="Calibri"/>
-                <w:b/>
-                <w:color w:val="FFFFFF"/>
-                <w:sz w:val="18"/>
-              </w:rPr>
-            </w:r>
-            <w:r>
-              <w:rPr>
-                <w:rFonts w:ascii="Calibri" w:hAnsi="Calibri" w:eastAsia="Calibri"/>
-                <w:b/>
-                <w:color w:val="FFFFFF"/>
-                <w:sz w:val="18"/>
-              </w:rPr>
-              <w:t>Value</w:t>
-            </w:r>
-          </w:p>
-        </w:tc>
-        <w:tc>
-          <w:tcPr>
-            <w:tcW w:type="dxa" w:w="3456"/>
-            <w:vAlign w:val="center"/>
-            <w:shd w:fill="1F4E79"/>
-          </w:tcPr>
-          <w:p>
-            <w:r>
-              <w:rPr>
-                <w:rFonts w:ascii="Calibri" w:hAnsi="Calibri" w:eastAsia="Calibri"/>
-                <w:b/>
-                <w:color w:val="FFFFFF"/>
-                <w:sz w:val="18"/>
-              </w:rPr>
-            </w:r>
             <w:r>
               <w:rPr>
                 <w:rFonts w:ascii="Calibri" w:hAnsi="Calibri" w:eastAsia="Calibri"/>
@@ -6420,7 +6148,17 @@
                 <w:color w:val="FFFFFF"/>
                 <w:sz w:val="18"/>
               </w:rPr>
-            </w:r>
+              <w:t>Data ID</w:t>
+            </w:r>
+          </w:p>
+        </w:tc>
+        <w:tc>
+          <w:tcPr>
+            <w:tcW w:type="dxa" w:w="3312"/>
+            <w:vAlign w:val="center"/>
+            <w:shd w:fill="1F4E79"/>
+          </w:tcPr>
+          <w:p>
             <w:r>
               <w:rPr>
                 <w:rFonts w:ascii="Calibri" w:hAnsi="Calibri" w:eastAsia="Calibri"/>
@@ -6428,13 +6166,13 @@
                 <w:color w:val="FFFFFF"/>
                 <w:sz w:val="18"/>
               </w:rPr>
-              <w:t>Data ID</w:t>
-            </w:r>
-          </w:p>
-        </w:tc>
-        <w:tc>
-          <w:tcPr>
-            <w:tcW w:type="dxa" w:w="3312"/>
+              <w:t>Email</w:t>
+            </w:r>
+          </w:p>
+        </w:tc>
+        <w:tc>
+          <w:tcPr>
+            <w:tcW w:type="dxa" w:w="3888"/>
             <w:vAlign w:val="center"/>
             <w:shd w:fill="1F4E79"/>
           </w:tcPr>
@@ -6446,59 +6184,17 @@
                 <w:color w:val="FFFFFF"/>
                 <w:sz w:val="18"/>
               </w:rPr>
-            </w:r>
-            <w:r>
-              <w:rPr>
-                <w:rFonts w:ascii="Calibri" w:hAnsi="Calibri" w:eastAsia="Calibri"/>
-                <w:b/>
-                <w:color w:val="FFFFFF"/>
-                <w:sz w:val="18"/>
-              </w:rPr>
-              <w:t>Email</w:t>
-            </w:r>
-          </w:p>
-        </w:tc>
-        <w:tc>
-          <w:tcPr>
-            <w:tcW w:type="dxa" w:w="3888"/>
+              <w:t>Purpose</w:t>
+            </w:r>
+          </w:p>
+        </w:tc>
+        <w:tc>
+          <w:tcPr>
+            <w:tcW w:type="dxa" w:w="3168"/>
             <w:vAlign w:val="center"/>
             <w:shd w:fill="1F4E79"/>
           </w:tcPr>
           <w:p>
-            <w:r>
-              <w:rPr>
-                <w:rFonts w:ascii="Calibri" w:hAnsi="Calibri" w:eastAsia="Calibri"/>
-                <w:b/>
-                <w:color w:val="FFFFFF"/>
-                <w:sz w:val="18"/>
-              </w:rPr>
-            </w:r>
-            <w:r>
-              <w:rPr>
-                <w:rFonts w:ascii="Calibri" w:hAnsi="Calibri" w:eastAsia="Calibri"/>
-                <w:b/>
-                <w:color w:val="FFFFFF"/>
-                <w:sz w:val="18"/>
-              </w:rPr>
-              <w:t>Purpose</w:t>
-            </w:r>
-          </w:p>
-        </w:tc>
-        <w:tc>
-          <w:tcPr>
-            <w:tcW w:type="dxa" w:w="3168"/>
-            <w:vAlign w:val="center"/>
-            <w:shd w:fill="1F4E79"/>
-          </w:tcPr>
-          <w:p>
-            <w:r>
-              <w:rPr>
-                <w:rFonts w:ascii="Calibri" w:hAnsi="Calibri" w:eastAsia="Calibri"/>
-                <w:b/>
-                <w:color w:val="FFFFFF"/>
-                <w:sz w:val="18"/>
-              </w:rPr>
-            </w:r>
             <w:r>
               <w:rPr>
                 <w:rFonts w:ascii="Calibri" w:hAnsi="Calibri" w:eastAsia="Calibri"/>
@@ -6733,7 +6429,17 @@
                 <w:color w:val="FFFFFF"/>
                 <w:sz w:val="18"/>
               </w:rPr>
-            </w:r>
+              <w:t>Data ID</w:t>
+            </w:r>
+          </w:p>
+        </w:tc>
+        <w:tc>
+          <w:tcPr>
+            <w:tcW w:type="dxa" w:w="2592"/>
+            <w:vAlign w:val="center"/>
+            <w:shd w:fill="1F4E79"/>
+          </w:tcPr>
+          <w:p>
             <w:r>
               <w:rPr>
                 <w:rFonts w:ascii="Calibri" w:hAnsi="Calibri" w:eastAsia="Calibri"/>
@@ -6741,13 +6447,13 @@
                 <w:color w:val="FFFFFF"/>
                 <w:sz w:val="18"/>
               </w:rPr>
-              <w:t>Data ID</w:t>
-            </w:r>
-          </w:p>
-        </w:tc>
-        <w:tc>
-          <w:tcPr>
-            <w:tcW w:type="dxa" w:w="2592"/>
+              <w:t>Field</w:t>
+            </w:r>
+          </w:p>
+        </w:tc>
+        <w:tc>
+          <w:tcPr>
+            <w:tcW w:type="dxa" w:w="3888"/>
             <w:vAlign w:val="center"/>
             <w:shd w:fill="1F4E79"/>
           </w:tcPr>
@@ -6759,59 +6465,17 @@
                 <w:color w:val="FFFFFF"/>
                 <w:sz w:val="18"/>
               </w:rPr>
-            </w:r>
-            <w:r>
-              <w:rPr>
-                <w:rFonts w:ascii="Calibri" w:hAnsi="Calibri" w:eastAsia="Calibri"/>
-                <w:b/>
-                <w:color w:val="FFFFFF"/>
-                <w:sz w:val="18"/>
-              </w:rPr>
-              <w:t>Field</w:t>
-            </w:r>
-          </w:p>
-        </w:tc>
-        <w:tc>
-          <w:tcPr>
-            <w:tcW w:type="dxa" w:w="3888"/>
+              <w:t>Value</w:t>
+            </w:r>
+          </w:p>
+        </w:tc>
+        <w:tc>
+          <w:tcPr>
+            <w:tcW w:type="dxa" w:w="4032"/>
             <w:vAlign w:val="center"/>
             <w:shd w:fill="1F4E79"/>
           </w:tcPr>
           <w:p>
-            <w:r>
-              <w:rPr>
-                <w:rFonts w:ascii="Calibri" w:hAnsi="Calibri" w:eastAsia="Calibri"/>
-                <w:b/>
-                <w:color w:val="FFFFFF"/>
-                <w:sz w:val="18"/>
-              </w:rPr>
-            </w:r>
-            <w:r>
-              <w:rPr>
-                <w:rFonts w:ascii="Calibri" w:hAnsi="Calibri" w:eastAsia="Calibri"/>
-                <w:b/>
-                <w:color w:val="FFFFFF"/>
-                <w:sz w:val="18"/>
-              </w:rPr>
-              <w:t>Value</w:t>
-            </w:r>
-          </w:p>
-        </w:tc>
-        <w:tc>
-          <w:tcPr>
-            <w:tcW w:type="dxa" w:w="4032"/>
-            <w:vAlign w:val="center"/>
-            <w:shd w:fill="1F4E79"/>
-          </w:tcPr>
-          <w:p>
-            <w:r>
-              <w:rPr>
-                <w:rFonts w:ascii="Calibri" w:hAnsi="Calibri" w:eastAsia="Calibri"/>
-                <w:b/>
-                <w:color w:val="FFFFFF"/>
-                <w:sz w:val="18"/>
-              </w:rPr>
-            </w:r>
             <w:r>
               <w:rPr>
                 <w:rFonts w:ascii="Calibri" w:hAnsi="Calibri" w:eastAsia="Calibri"/>
@@ -7492,7 +7156,17 @@
                 <w:color w:val="FFFFFF"/>
                 <w:sz w:val="18"/>
               </w:rPr>
-            </w:r>
+              <w:t>API TC ID</w:t>
+            </w:r>
+          </w:p>
+        </w:tc>
+        <w:tc>
+          <w:tcPr>
+            <w:tcW w:type="dxa" w:w="2592"/>
+            <w:vAlign w:val="center"/>
+            <w:shd w:fill="1F4E79"/>
+          </w:tcPr>
+          <w:p>
             <w:r>
               <w:rPr>
                 <w:rFonts w:ascii="Calibri" w:hAnsi="Calibri" w:eastAsia="Calibri"/>
@@ -7500,13 +7174,13 @@
                 <w:color w:val="FFFFFF"/>
                 <w:sz w:val="18"/>
               </w:rPr>
-              <w:t>API TC ID</w:t>
-            </w:r>
-          </w:p>
-        </w:tc>
-        <w:tc>
-          <w:tcPr>
-            <w:tcW w:type="dxa" w:w="2592"/>
+              <w:t>API</w:t>
+            </w:r>
+          </w:p>
+        </w:tc>
+        <w:tc>
+          <w:tcPr>
+            <w:tcW w:type="dxa" w:w="1296"/>
             <w:vAlign w:val="center"/>
             <w:shd w:fill="1F4E79"/>
           </w:tcPr>
@@ -7518,7 +7192,17 @@
                 <w:color w:val="FFFFFF"/>
                 <w:sz w:val="18"/>
               </w:rPr>
-            </w:r>
+              <w:t>Method</w:t>
+            </w:r>
+          </w:p>
+        </w:tc>
+        <w:tc>
+          <w:tcPr>
+            <w:tcW w:type="dxa" w:w="3744"/>
+            <w:vAlign w:val="center"/>
+            <w:shd w:fill="1F4E79"/>
+          </w:tcPr>
+          <w:p>
             <w:r>
               <w:rPr>
                 <w:rFonts w:ascii="Calibri" w:hAnsi="Calibri" w:eastAsia="Calibri"/>
@@ -7526,77 +7210,17 @@
                 <w:color w:val="FFFFFF"/>
                 <w:sz w:val="18"/>
               </w:rPr>
-              <w:t>API</w:t>
-            </w:r>
-          </w:p>
-        </w:tc>
-        <w:tc>
-          <w:tcPr>
-            <w:tcW w:type="dxa" w:w="1296"/>
+              <w:t>Endpoint / Payload</w:t>
+            </w:r>
+          </w:p>
+        </w:tc>
+        <w:tc>
+          <w:tcPr>
+            <w:tcW w:type="dxa" w:w="4320"/>
             <w:vAlign w:val="center"/>
             <w:shd w:fill="1F4E79"/>
           </w:tcPr>
           <w:p>
-            <w:r>
-              <w:rPr>
-                <w:rFonts w:ascii="Calibri" w:hAnsi="Calibri" w:eastAsia="Calibri"/>
-                <w:b/>
-                <w:color w:val="FFFFFF"/>
-                <w:sz w:val="18"/>
-              </w:rPr>
-            </w:r>
-            <w:r>
-              <w:rPr>
-                <w:rFonts w:ascii="Calibri" w:hAnsi="Calibri" w:eastAsia="Calibri"/>
-                <w:b/>
-                <w:color w:val="FFFFFF"/>
-                <w:sz w:val="18"/>
-              </w:rPr>
-              <w:t>Method</w:t>
-            </w:r>
-          </w:p>
-        </w:tc>
-        <w:tc>
-          <w:tcPr>
-            <w:tcW w:type="dxa" w:w="3744"/>
-            <w:vAlign w:val="center"/>
-            <w:shd w:fill="1F4E79"/>
-          </w:tcPr>
-          <w:p>
-            <w:r>
-              <w:rPr>
-                <w:rFonts w:ascii="Calibri" w:hAnsi="Calibri" w:eastAsia="Calibri"/>
-                <w:b/>
-                <w:color w:val="FFFFFF"/>
-                <w:sz w:val="18"/>
-              </w:rPr>
-            </w:r>
-            <w:r>
-              <w:rPr>
-                <w:rFonts w:ascii="Calibri" w:hAnsi="Calibri" w:eastAsia="Calibri"/>
-                <w:b/>
-                <w:color w:val="FFFFFF"/>
-                <w:sz w:val="18"/>
-              </w:rPr>
-              <w:t>Endpoint / Payload</w:t>
-            </w:r>
-          </w:p>
-        </w:tc>
-        <w:tc>
-          <w:tcPr>
-            <w:tcW w:type="dxa" w:w="4320"/>
-            <w:vAlign w:val="center"/>
-            <w:shd w:fill="1F4E79"/>
-          </w:tcPr>
-          <w:p>
-            <w:r>
-              <w:rPr>
-                <w:rFonts w:ascii="Calibri" w:hAnsi="Calibri" w:eastAsia="Calibri"/>
-                <w:b/>
-                <w:color w:val="FFFFFF"/>
-                <w:sz w:val="18"/>
-              </w:rPr>
-            </w:r>
             <w:r>
               <w:rPr>
                 <w:rFonts w:ascii="Calibri" w:hAnsi="Calibri" w:eastAsia="Calibri"/>
@@ -8553,7 +8177,17 @@
                 <w:color w:val="FFFFFF"/>
                 <w:sz w:val="18"/>
               </w:rPr>
-            </w:r>
+              <w:t>API</w:t>
+            </w:r>
+          </w:p>
+        </w:tc>
+        <w:tc>
+          <w:tcPr>
+            <w:tcW w:type="dxa" w:w="1296"/>
+            <w:vAlign w:val="center"/>
+            <w:shd w:fill="1F4E79"/>
+          </w:tcPr>
+          <w:p>
             <w:r>
               <w:rPr>
                 <w:rFonts w:ascii="Calibri" w:hAnsi="Calibri" w:eastAsia="Calibri"/>
@@ -8561,13 +8195,13 @@
                 <w:color w:val="FFFFFF"/>
                 <w:sz w:val="18"/>
               </w:rPr>
-              <w:t>API</w:t>
-            </w:r>
-          </w:p>
-        </w:tc>
-        <w:tc>
-          <w:tcPr>
-            <w:tcW w:type="dxa" w:w="1296"/>
+              <w:t>Method</w:t>
+            </w:r>
+          </w:p>
+        </w:tc>
+        <w:tc>
+          <w:tcPr>
+            <w:tcW w:type="dxa" w:w="4896"/>
             <w:vAlign w:val="center"/>
             <w:shd w:fill="1F4E79"/>
           </w:tcPr>
@@ -8579,7 +8213,17 @@
                 <w:color w:val="FFFFFF"/>
                 <w:sz w:val="18"/>
               </w:rPr>
-            </w:r>
+              <w:t>Required Data</w:t>
+            </w:r>
+          </w:p>
+        </w:tc>
+        <w:tc>
+          <w:tcPr>
+            <w:tcW w:type="dxa" w:w="3024"/>
+            <w:vAlign w:val="center"/>
+            <w:shd w:fill="1F4E79"/>
+          </w:tcPr>
+          <w:p>
             <w:r>
               <w:rPr>
                 <w:rFonts w:ascii="Calibri" w:hAnsi="Calibri" w:eastAsia="Calibri"/>
@@ -8587,77 +8231,17 @@
                 <w:color w:val="FFFFFF"/>
                 <w:sz w:val="18"/>
               </w:rPr>
-              <w:t>Method</w:t>
-            </w:r>
-          </w:p>
-        </w:tc>
-        <w:tc>
-          <w:tcPr>
-            <w:tcW w:type="dxa" w:w="4896"/>
+              <w:t>Expected Result</w:t>
+            </w:r>
+          </w:p>
+        </w:tc>
+        <w:tc>
+          <w:tcPr>
+            <w:tcW w:type="dxa" w:w="3024"/>
             <w:vAlign w:val="center"/>
             <w:shd w:fill="1F4E79"/>
           </w:tcPr>
           <w:p>
-            <w:r>
-              <w:rPr>
-                <w:rFonts w:ascii="Calibri" w:hAnsi="Calibri" w:eastAsia="Calibri"/>
-                <w:b/>
-                <w:color w:val="FFFFFF"/>
-                <w:sz w:val="18"/>
-              </w:rPr>
-            </w:r>
-            <w:r>
-              <w:rPr>
-                <w:rFonts w:ascii="Calibri" w:hAnsi="Calibri" w:eastAsia="Calibri"/>
-                <w:b/>
-                <w:color w:val="FFFFFF"/>
-                <w:sz w:val="18"/>
-              </w:rPr>
-              <w:t>Required Data</w:t>
-            </w:r>
-          </w:p>
-        </w:tc>
-        <w:tc>
-          <w:tcPr>
-            <w:tcW w:type="dxa" w:w="3024"/>
-            <w:vAlign w:val="center"/>
-            <w:shd w:fill="1F4E79"/>
-          </w:tcPr>
-          <w:p>
-            <w:r>
-              <w:rPr>
-                <w:rFonts w:ascii="Calibri" w:hAnsi="Calibri" w:eastAsia="Calibri"/>
-                <w:b/>
-                <w:color w:val="FFFFFF"/>
-                <w:sz w:val="18"/>
-              </w:rPr>
-            </w:r>
-            <w:r>
-              <w:rPr>
-                <w:rFonts w:ascii="Calibri" w:hAnsi="Calibri" w:eastAsia="Calibri"/>
-                <w:b/>
-                <w:color w:val="FFFFFF"/>
-                <w:sz w:val="18"/>
-              </w:rPr>
-              <w:t>Expected Result</w:t>
-            </w:r>
-          </w:p>
-        </w:tc>
-        <w:tc>
-          <w:tcPr>
-            <w:tcW w:type="dxa" w:w="3024"/>
-            <w:vAlign w:val="center"/>
-            <w:shd w:fill="1F4E79"/>
-          </w:tcPr>
-          <w:p>
-            <w:r>
-              <w:rPr>
-                <w:rFonts w:ascii="Calibri" w:hAnsi="Calibri" w:eastAsia="Calibri"/>
-                <w:b/>
-                <w:color w:val="FFFFFF"/>
-                <w:sz w:val="18"/>
-              </w:rPr>
-            </w:r>
             <w:r>
               <w:rPr>
                 <w:rFonts w:ascii="Calibri" w:hAnsi="Calibri" w:eastAsia="Calibri"/>
@@ -9502,14 +9086,6 @@
                 <w:color w:val="FFFFFF"/>
                 <w:sz w:val="18"/>
               </w:rPr>
-            </w:r>
-            <w:r>
-              <w:rPr>
-                <w:rFonts w:ascii="Calibri" w:hAnsi="Calibri" w:eastAsia="Calibri"/>
-                <w:b/>
-                <w:color w:val="FFFFFF"/>
-                <w:sz w:val="18"/>
-              </w:rPr>
               <w:t>Test Case Group</w:t>
             </w:r>
           </w:p>
@@ -9521,14 +9097,6 @@
             <w:shd w:fill="1F4E79"/>
           </w:tcPr>
           <w:p>
-            <w:r>
-              <w:rPr>
-                <w:rFonts w:ascii="Calibri" w:hAnsi="Calibri" w:eastAsia="Calibri"/>
-                <w:b/>
-                <w:color w:val="FFFFFF"/>
-                <w:sz w:val="18"/>
-              </w:rPr>
-            </w:r>
             <w:r>
               <w:rPr>
                 <w:rFonts w:ascii="Calibri" w:hAnsi="Calibri" w:eastAsia="Calibri"/>
@@ -10011,7 +9579,17 @@
                 <w:color w:val="FFFFFF"/>
                 <w:sz w:val="18"/>
               </w:rPr>
-            </w:r>
+              <w:t>Role</w:t>
+            </w:r>
+          </w:p>
+        </w:tc>
+        <w:tc>
+          <w:tcPr>
+            <w:tcW w:type="dxa" w:w="4320"/>
+            <w:vAlign w:val="center"/>
+            <w:shd w:fill="1F4E79"/>
+          </w:tcPr>
+          <w:p>
             <w:r>
               <w:rPr>
                 <w:rFonts w:ascii="Calibri" w:hAnsi="Calibri" w:eastAsia="Calibri"/>
@@ -10019,13 +9597,13 @@
                 <w:color w:val="FFFFFF"/>
                 <w:sz w:val="18"/>
               </w:rPr>
-              <w:t>Role</w:t>
-            </w:r>
-          </w:p>
-        </w:tc>
-        <w:tc>
-          <w:tcPr>
-            <w:tcW w:type="dxa" w:w="4320"/>
+              <w:t>Name</w:t>
+            </w:r>
+          </w:p>
+        </w:tc>
+        <w:tc>
+          <w:tcPr>
+            <w:tcW w:type="dxa" w:w="2880"/>
             <w:vAlign w:val="center"/>
             <w:shd w:fill="1F4E79"/>
           </w:tcPr>
@@ -10037,7 +9615,119 @@
                 <w:color w:val="FFFFFF"/>
                 <w:sz w:val="18"/>
               </w:rPr>
-            </w:r>
+              <w:t>Status</w:t>
+            </w:r>
+          </w:p>
+        </w:tc>
+      </w:tr>
+      <w:tr>
+        <w:tc>
+          <w:tcPr>
+            <w:tcW w:type="dxa" w:w="2880"/>
+            <w:vAlign w:val="center"/>
+          </w:tcPr>
+          <w:p>
+            <w:r>
+              <w:rPr>
+                <w:rFonts w:ascii="Calibri" w:hAnsi="Calibri" w:eastAsia="Calibri"/>
+                <w:sz w:val="18"/>
+              </w:rPr>
+            </w:r>
+            <w:r>
+              <w:rPr>
+                <w:rFonts w:ascii="Calibri" w:hAnsi="Calibri" w:eastAsia="Calibri"/>
+                <w:b w:val="0"/>
+                <w:sz w:val="18"/>
+              </w:rPr>
+              <w:t>QA Lead</w:t>
+            </w:r>
+          </w:p>
+        </w:tc>
+        <w:tc>
+          <w:tcPr>
+            <w:tcW w:type="dxa" w:w="4320"/>
+            <w:vAlign w:val="center"/>
+          </w:tcPr>
+          <w:p>
+            <w:r>
+              <w:rPr>
+                <w:rFonts w:ascii="Calibri" w:hAnsi="Calibri" w:eastAsia="Calibri"/>
+                <w:sz w:val="18"/>
+              </w:rPr>
+            </w:r>
+            <w:r>
+              <w:rPr>
+                <w:rFonts w:ascii="Calibri" w:hAnsi="Calibri" w:eastAsia="Calibri"/>
+                <w:b w:val="0"/>
+                <w:sz w:val="18"/>
+              </w:rPr>
+              <w:t>Md. Shariful Islam</w:t>
+            </w:r>
+          </w:p>
+        </w:tc>
+        <w:tc>
+          <w:tcPr>
+            <w:tcW w:type="dxa" w:w="2880"/>
+            <w:vAlign w:val="center"/>
+          </w:tcPr>
+          <w:p>
+            <w:r>
+              <w:rPr>
+                <w:rFonts w:ascii="Calibri" w:hAnsi="Calibri" w:eastAsia="Calibri"/>
+                <w:sz w:val="18"/>
+              </w:rPr>
+            </w:r>
+            <w:r>
+              <w:rPr>
+                <w:rFonts w:ascii="Calibri" w:hAnsi="Calibri" w:eastAsia="Calibri"/>
+                <w:b w:val="0"/>
+                <w:sz w:val="18"/>
+              </w:rPr>
+              <w:t>Approved</w:t>
+            </w:r>
+          </w:p>
+        </w:tc>
+      </w:tr>
+    </w:tbl>
+    <w:p>
+      <w:r>
+        <w:br w:type="page"/>
+      </w:r>
+    </w:p>
+    <w:p>
+      <w:pPr>
+        <w:pStyle w:val="Heading1"/>
+      </w:pPr>
+      <w:r>
+        <w:t>19. Hybrid Test Data (Step 15)</w:t>
+      </w:r>
+    </w:p>
+    <w:p>
+      <w:r>
+        <w:t>This section defines the test data strategy for the two Hybrid test cases designed in Step 15 (AE-TC-HYBRID-001, AE-TC-HYBRID-002; see AE-TC-001 Section 9). No new test-data file is introduced. Both Hybrid test cases reuse test-data assets already governed elsewhere in this document.</w:t>
+      </w:r>
+    </w:p>
+    <w:tbl>
+      <w:tblPr>
+        <w:tblStyle w:val="TableGrid"/>
+        <w:tblW w:type="auto" w:w="0"/>
+        <w:jc w:val="center"/>
+        <w:tblLook w:firstColumn="1" w:firstRow="1" w:lastColumn="0" w:lastRow="0" w:noHBand="0" w:noVBand="1" w:val="04A0"/>
+      </w:tblPr>
+      <w:tblGrid>
+        <w:gridCol w:w="1800"/>
+        <w:gridCol w:w="2400"/>
+        <w:gridCol w:w="3000"/>
+        <w:gridCol w:w="3160"/>
+      </w:tblGrid>
+      <w:tr>
+        <w:tc>
+          <w:tcPr>
+            <w:tcW w:type="dxa" w:w="1800"/>
+            <w:vAlign w:val="center"/>
+            <w:shd w:fill="1F4E79"/>
+          </w:tcPr>
+          <w:p>
             <w:r>
               <w:rPr>
                 <w:rFonts w:ascii="Calibri" w:hAnsi="Calibri" w:eastAsia="Calibri"/>
@@ -10045,13 +9735,13 @@
                 <w:color w:val="FFFFFF"/>
                 <w:sz w:val="18"/>
               </w:rPr>
-              <w:t>Name</w:t>
-            </w:r>
-          </w:p>
-        </w:tc>
-        <w:tc>
-          <w:tcPr>
-            <w:tcW w:type="dxa" w:w="2880"/>
+              <w:t>Hybrid Test Case</w:t>
+            </w:r>
+          </w:p>
+        </w:tc>
+        <w:tc>
+          <w:tcPr>
+            <w:tcW w:type="dxa" w:w="2400"/>
             <w:vAlign w:val="center"/>
             <w:shd w:fill="1F4E79"/>
           </w:tcPr>
@@ -10063,7 +9753,17 @@
                 <w:color w:val="FFFFFF"/>
                 <w:sz w:val="18"/>
               </w:rPr>
-            </w:r>
+              <w:t>Reused Data Asset</w:t>
+            </w:r>
+          </w:p>
+        </w:tc>
+        <w:tc>
+          <w:tcPr>
+            <w:tcW w:type="dxa" w:w="3000"/>
+            <w:vAlign w:val="center"/>
+            <w:shd w:fill="1F4E79"/>
+          </w:tcPr>
+          <w:p>
             <w:r>
               <w:rPr>
                 <w:rFonts w:ascii="Calibri" w:hAnsi="Calibri" w:eastAsia="Calibri"/>
@@ -10071,7 +9771,25 @@
                 <w:color w:val="FFFFFF"/>
                 <w:sz w:val="18"/>
               </w:rPr>
-              <w:t>Status</w:t>
+              <w:t>Source</w:t>
+            </w:r>
+          </w:p>
+        </w:tc>
+        <w:tc>
+          <w:tcPr>
+            <w:tcW w:type="dxa" w:w="3160"/>
+            <w:vAlign w:val="center"/>
+            <w:shd w:fill="1F4E79"/>
+          </w:tcPr>
+          <w:p>
+            <w:r>
+              <w:rPr>
+                <w:rFonts w:ascii="Calibri" w:hAnsi="Calibri" w:eastAsia="Calibri"/>
+                <w:b/>
+                <w:color w:val="FFFFFF"/>
+                <w:sz w:val="18"/>
+              </w:rPr>
+              <w:t>Purpose</w:t>
             </w:r>
           </w:p>
         </w:tc>
@@ -10079,72 +9797,602 @@
       <w:tr>
         <w:tc>
           <w:tcPr>
-            <w:tcW w:type="dxa" w:w="2880"/>
-            <w:vAlign w:val="center"/>
-          </w:tcPr>
-          <w:p>
-            <w:r>
-              <w:rPr>
-                <w:rFonts w:ascii="Calibri" w:hAnsi="Calibri" w:eastAsia="Calibri"/>
-                <w:sz w:val="18"/>
-              </w:rPr>
-            </w:r>
-            <w:r>
-              <w:rPr>
-                <w:rFonts w:ascii="Calibri" w:hAnsi="Calibri" w:eastAsia="Calibri"/>
-                <w:b w:val="0"/>
-                <w:sz w:val="18"/>
-              </w:rPr>
-              <w:t>QA Lead</w:t>
-            </w:r>
-          </w:p>
-        </w:tc>
-        <w:tc>
-          <w:tcPr>
-            <w:tcW w:type="dxa" w:w="4320"/>
-            <w:vAlign w:val="center"/>
-          </w:tcPr>
-          <w:p>
-            <w:r>
-              <w:rPr>
-                <w:rFonts w:ascii="Calibri" w:hAnsi="Calibri" w:eastAsia="Calibri"/>
-                <w:sz w:val="18"/>
-              </w:rPr>
-            </w:r>
-            <w:r>
-              <w:rPr>
-                <w:rFonts w:ascii="Calibri" w:hAnsi="Calibri" w:eastAsia="Calibri"/>
-                <w:b w:val="0"/>
-                <w:sz w:val="18"/>
-              </w:rPr>
-              <w:t>Md. Shariful Islam</w:t>
-            </w:r>
-          </w:p>
-        </w:tc>
-        <w:tc>
-          <w:tcPr>
-            <w:tcW w:type="dxa" w:w="2880"/>
-            <w:vAlign w:val="center"/>
-          </w:tcPr>
-          <w:p>
-            <w:r>
-              <w:rPr>
-                <w:rFonts w:ascii="Calibri" w:hAnsi="Calibri" w:eastAsia="Calibri"/>
-                <w:sz w:val="18"/>
-              </w:rPr>
-            </w:r>
-            <w:r>
-              <w:rPr>
-                <w:rFonts w:ascii="Calibri" w:hAnsi="Calibri" w:eastAsia="Calibri"/>
-                <w:b w:val="0"/>
-                <w:sz w:val="18"/>
-              </w:rPr>
-              <w:t>Approved</w:t>
+            <w:tcW w:type="dxa" w:w="1800"/>
+            <w:vAlign w:val="center"/>
+          </w:tcPr>
+          <w:p>
+            <w:r>
+              <w:rPr>
+                <w:rFonts w:ascii="Calibri" w:hAnsi="Calibri" w:eastAsia="Calibri"/>
+                <w:sz w:val="18"/>
+              </w:rPr>
+            </w:r>
+            <w:r>
+              <w:rPr>
+                <w:rFonts w:ascii="Calibri" w:hAnsi="Calibri" w:eastAsia="Calibri"/>
+                <w:b w:val="0"/>
+                <w:sz w:val="18"/>
+              </w:rPr>
+              <w:t>AE-TC-HYBRID-001</w:t>
+            </w:r>
+          </w:p>
+        </w:tc>
+        <w:tc>
+          <w:tcPr>
+            <w:tcW w:type="dxa" w:w="2400"/>
+            <w:vAlign w:val="center"/>
+          </w:tcPr>
+          <w:p>
+            <w:r>
+              <w:rPr>
+                <w:rFonts w:ascii="Calibri" w:hAnsi="Calibri" w:eastAsia="Calibri"/>
+                <w:sz w:val="18"/>
+              </w:rPr>
+            </w:r>
+            <w:r>
+              <w:rPr>
+                <w:rFonts w:ascii="Calibri" w:hAnsi="Calibri" w:eastAsia="Calibri"/>
+                <w:b w:val="0"/>
+                <w:sz w:val="18"/>
+              </w:rPr>
+              <w:t>dynamicUser template</w:t>
+            </w:r>
+          </w:p>
+        </w:tc>
+        <w:tc>
+          <w:tcPr>
+            <w:tcW w:type="dxa" w:w="3000"/>
+            <w:vAlign w:val="center"/>
+          </w:tcPr>
+          <w:p>
+            <w:r>
+              <w:rPr>
+                <w:rFonts w:ascii="Calibri" w:hAnsi="Calibri" w:eastAsia="Calibri"/>
+                <w:sz w:val="18"/>
+              </w:rPr>
+            </w:r>
+            <w:r>
+              <w:rPr>
+                <w:rFonts w:ascii="Calibri" w:hAnsi="Calibri" w:eastAsia="Calibri"/>
+                <w:b w:val="0"/>
+                <w:sz w:val="18"/>
+              </w:rPr>
+              <w:t>test-data/users.json</w:t>
+            </w:r>
+          </w:p>
+        </w:tc>
+        <w:tc>
+          <w:tcPr>
+            <w:tcW w:type="dxa" w:w="3160"/>
+            <w:vAlign w:val="center"/>
+          </w:tcPr>
+          <w:p>
+            <w:r>
+              <w:rPr>
+                <w:rFonts w:ascii="Calibri" w:hAnsi="Calibri" w:eastAsia="Calibri"/>
+                <w:sz w:val="18"/>
+              </w:rPr>
+            </w:r>
+            <w:r>
+              <w:rPr>
+                <w:rFonts w:ascii="Calibri" w:hAnsi="Calibri" w:eastAsia="Calibri"/>
+                <w:b w:val="0"/>
+                <w:sz w:val="18"/>
+              </w:rPr>
+              <w:t>Base fields for the API-created account (name, password, title, date of birth, address, mobile number)</w:t>
+            </w:r>
+          </w:p>
+        </w:tc>
+      </w:tr>
+      <w:tr>
+        <w:tc>
+          <w:tcPr>
+            <w:tcW w:type="dxa" w:w="1800"/>
+            <w:vAlign w:val="center"/>
+          </w:tcPr>
+          <w:p>
+            <w:r>
+              <w:rPr>
+                <w:rFonts w:ascii="Calibri" w:hAnsi="Calibri" w:eastAsia="Calibri"/>
+                <w:sz w:val="18"/>
+              </w:rPr>
+            </w:r>
+            <w:r>
+              <w:rPr>
+                <w:rFonts w:ascii="Calibri" w:hAnsi="Calibri" w:eastAsia="Calibri"/>
+                <w:b w:val="0"/>
+                <w:sz w:val="18"/>
+              </w:rPr>
+              <w:t>AE-TC-HYBRID-001</w:t>
+            </w:r>
+          </w:p>
+        </w:tc>
+        <w:tc>
+          <w:tcPr>
+            <w:tcW w:type="dxa" w:w="2400"/>
+            <w:vAlign w:val="center"/>
+          </w:tcPr>
+          <w:p>
+            <w:r>
+              <w:rPr>
+                <w:rFonts w:ascii="Calibri" w:hAnsi="Calibri" w:eastAsia="Calibri"/>
+                <w:sz w:val="18"/>
+              </w:rPr>
+            </w:r>
+            <w:r>
+              <w:rPr>
+                <w:rFonts w:ascii="Calibri" w:hAnsi="Calibri" w:eastAsia="Calibri"/>
+                <w:b w:val="0"/>
+                <w:sz w:val="18"/>
+              </w:rPr>
+              <w:t>Unique email</w:t>
+            </w:r>
+          </w:p>
+        </w:tc>
+        <w:tc>
+          <w:tcPr>
+            <w:tcW w:type="dxa" w:w="3000"/>
+            <w:vAlign w:val="center"/>
+          </w:tcPr>
+          <w:p>
+            <w:r>
+              <w:rPr>
+                <w:rFonts w:ascii="Calibri" w:hAnsi="Calibri" w:eastAsia="Calibri"/>
+                <w:sz w:val="18"/>
+              </w:rPr>
+            </w:r>
+            <w:r>
+              <w:rPr>
+                <w:rFonts w:ascii="Calibri" w:hAnsi="Calibri" w:eastAsia="Calibri"/>
+                <w:b w:val="0"/>
+                <w:sz w:val="18"/>
+              </w:rPr>
+              <w:t>src/utils/dataGenerator.ts (generateUniqueEmail)</w:t>
+            </w:r>
+          </w:p>
+        </w:tc>
+        <w:tc>
+          <w:tcPr>
+            <w:tcW w:type="dxa" w:w="3160"/>
+            <w:vAlign w:val="center"/>
+          </w:tcPr>
+          <w:p>
+            <w:r>
+              <w:rPr>
+                <w:rFonts w:ascii="Calibri" w:hAnsi="Calibri" w:eastAsia="Calibri"/>
+                <w:sz w:val="18"/>
+              </w:rPr>
+            </w:r>
+            <w:r>
+              <w:rPr>
+                <w:rFonts w:ascii="Calibri" w:hAnsi="Calibri" w:eastAsia="Calibri"/>
+                <w:b w:val="0"/>
+                <w:sz w:val="18"/>
+              </w:rPr>
+              <w:t>Guarantees a collision-free account email per run</w:t>
+            </w:r>
+          </w:p>
+        </w:tc>
+      </w:tr>
+      <w:tr>
+        <w:tc>
+          <w:tcPr>
+            <w:tcW w:type="dxa" w:w="1800"/>
+            <w:vAlign w:val="center"/>
+          </w:tcPr>
+          <w:p>
+            <w:r>
+              <w:rPr>
+                <w:rFonts w:ascii="Calibri" w:hAnsi="Calibri" w:eastAsia="Calibri"/>
+                <w:sz w:val="18"/>
+              </w:rPr>
+            </w:r>
+            <w:r>
+              <w:rPr>
+                <w:rFonts w:ascii="Calibri" w:hAnsi="Calibri" w:eastAsia="Calibri"/>
+                <w:b w:val="0"/>
+                <w:sz w:val="18"/>
+              </w:rPr>
+              <w:t>AE-TC-HYBRID-002</w:t>
+            </w:r>
+          </w:p>
+        </w:tc>
+        <w:tc>
+          <w:tcPr>
+            <w:tcW w:type="dxa" w:w="2400"/>
+            <w:vAlign w:val="center"/>
+          </w:tcPr>
+          <w:p>
+            <w:r>
+              <w:rPr>
+                <w:rFonts w:ascii="Calibri" w:hAnsi="Calibri" w:eastAsia="Calibri"/>
+                <w:sz w:val="18"/>
+              </w:rPr>
+            </w:r>
+            <w:r>
+              <w:rPr>
+                <w:rFonts w:ascii="Calibri" w:hAnsi="Calibri" w:eastAsia="Calibri"/>
+                <w:b w:val="0"/>
+                <w:sz w:val="18"/>
+              </w:rPr>
+              <w:t>dynamicUser template</w:t>
+            </w:r>
+          </w:p>
+        </w:tc>
+        <w:tc>
+          <w:tcPr>
+            <w:tcW w:type="dxa" w:w="3000"/>
+            <w:vAlign w:val="center"/>
+          </w:tcPr>
+          <w:p>
+            <w:r>
+              <w:rPr>
+                <w:rFonts w:ascii="Calibri" w:hAnsi="Calibri" w:eastAsia="Calibri"/>
+                <w:sz w:val="18"/>
+              </w:rPr>
+            </w:r>
+            <w:r>
+              <w:rPr>
+                <w:rFonts w:ascii="Calibri" w:hAnsi="Calibri" w:eastAsia="Calibri"/>
+                <w:b w:val="0"/>
+                <w:sz w:val="18"/>
+              </w:rPr>
+              <w:t>test-data/users.json</w:t>
+            </w:r>
+          </w:p>
+        </w:tc>
+        <w:tc>
+          <w:tcPr>
+            <w:tcW w:type="dxa" w:w="3160"/>
+            <w:vAlign w:val="center"/>
+          </w:tcPr>
+          <w:p>
+            <w:r>
+              <w:rPr>
+                <w:rFonts w:ascii="Calibri" w:hAnsi="Calibri" w:eastAsia="Calibri"/>
+                <w:sz w:val="18"/>
+              </w:rPr>
+            </w:r>
+            <w:r>
+              <w:rPr>
+                <w:rFonts w:ascii="Calibri" w:hAnsi="Calibri" w:eastAsia="Calibri"/>
+                <w:b w:val="0"/>
+                <w:sz w:val="18"/>
+              </w:rPr>
+              <w:t>Same as above; also passed directly into CheckoutPage.verifyAddressDetails(user)</w:t>
+            </w:r>
+          </w:p>
+        </w:tc>
+      </w:tr>
+      <w:tr>
+        <w:tc>
+          <w:tcPr>
+            <w:tcW w:type="dxa" w:w="1800"/>
+            <w:vAlign w:val="center"/>
+          </w:tcPr>
+          <w:p>
+            <w:r>
+              <w:rPr>
+                <w:rFonts w:ascii="Calibri" w:hAnsi="Calibri" w:eastAsia="Calibri"/>
+                <w:sz w:val="18"/>
+              </w:rPr>
+            </w:r>
+            <w:r>
+              <w:rPr>
+                <w:rFonts w:ascii="Calibri" w:hAnsi="Calibri" w:eastAsia="Calibri"/>
+                <w:b w:val="0"/>
+                <w:sz w:val="18"/>
+              </w:rPr>
+              <w:t>AE-TC-HYBRID-002</w:t>
+            </w:r>
+          </w:p>
+        </w:tc>
+        <w:tc>
+          <w:tcPr>
+            <w:tcW w:type="dxa" w:w="2400"/>
+            <w:vAlign w:val="center"/>
+          </w:tcPr>
+          <w:p>
+            <w:r>
+              <w:rPr>
+                <w:rFonts w:ascii="Calibri" w:hAnsi="Calibri" w:eastAsia="Calibri"/>
+                <w:sz w:val="18"/>
+              </w:rPr>
+            </w:r>
+            <w:r>
+              <w:rPr>
+                <w:rFonts w:ascii="Calibri" w:hAnsi="Calibri" w:eastAsia="Calibri"/>
+                <w:b w:val="0"/>
+                <w:sz w:val="18"/>
+              </w:rPr>
+              <w:t>Unique email</w:t>
+            </w:r>
+          </w:p>
+        </w:tc>
+        <w:tc>
+          <w:tcPr>
+            <w:tcW w:type="dxa" w:w="3000"/>
+            <w:vAlign w:val="center"/>
+          </w:tcPr>
+          <w:p>
+            <w:r>
+              <w:rPr>
+                <w:rFonts w:ascii="Calibri" w:hAnsi="Calibri" w:eastAsia="Calibri"/>
+                <w:sz w:val="18"/>
+              </w:rPr>
+            </w:r>
+            <w:r>
+              <w:rPr>
+                <w:rFonts w:ascii="Calibri" w:hAnsi="Calibri" w:eastAsia="Calibri"/>
+                <w:b w:val="0"/>
+                <w:sz w:val="18"/>
+              </w:rPr>
+              <w:t>src/utils/dataGenerator.ts (generateUniqueEmail)</w:t>
+            </w:r>
+          </w:p>
+        </w:tc>
+        <w:tc>
+          <w:tcPr>
+            <w:tcW w:type="dxa" w:w="3160"/>
+            <w:vAlign w:val="center"/>
+          </w:tcPr>
+          <w:p>
+            <w:r>
+              <w:rPr>
+                <w:rFonts w:ascii="Calibri" w:hAnsi="Calibri" w:eastAsia="Calibri"/>
+                <w:sz w:val="18"/>
+              </w:rPr>
+            </w:r>
+            <w:r>
+              <w:rPr>
+                <w:rFonts w:ascii="Calibri" w:hAnsi="Calibri" w:eastAsia="Calibri"/>
+                <w:b w:val="0"/>
+                <w:sz w:val="18"/>
+              </w:rPr>
+              <w:t>Same as above</w:t>
+            </w:r>
+          </w:p>
+        </w:tc>
+      </w:tr>
+      <w:tr>
+        <w:tc>
+          <w:tcPr>
+            <w:tcW w:type="dxa" w:w="1800"/>
+            <w:vAlign w:val="center"/>
+          </w:tcPr>
+          <w:p>
+            <w:r>
+              <w:rPr>
+                <w:rFonts w:ascii="Calibri" w:hAnsi="Calibri" w:eastAsia="Calibri"/>
+                <w:sz w:val="18"/>
+              </w:rPr>
+            </w:r>
+            <w:r>
+              <w:rPr>
+                <w:rFonts w:ascii="Calibri" w:hAnsi="Calibri" w:eastAsia="Calibri"/>
+                <w:b w:val="0"/>
+                <w:sz w:val="18"/>
+              </w:rPr>
+              <w:t>AE-TC-HYBRID-002</w:t>
+            </w:r>
+          </w:p>
+        </w:tc>
+        <w:tc>
+          <w:tcPr>
+            <w:tcW w:type="dxa" w:w="2400"/>
+            <w:vAlign w:val="center"/>
+          </w:tcPr>
+          <w:p>
+            <w:r>
+              <w:rPr>
+                <w:rFonts w:ascii="Calibri" w:hAnsi="Calibri" w:eastAsia="Calibri"/>
+                <w:sz w:val="18"/>
+              </w:rPr>
+            </w:r>
+            <w:r>
+              <w:rPr>
+                <w:rFonts w:ascii="Calibri" w:hAnsi="Calibri" w:eastAsia="Calibri"/>
+                <w:b w:val="0"/>
+                <w:sz w:val="18"/>
+              </w:rPr>
+              <w:t>Order comment, card details</w:t>
+            </w:r>
+          </w:p>
+        </w:tc>
+        <w:tc>
+          <w:tcPr>
+            <w:tcW w:type="dxa" w:w="3000"/>
+            <w:vAlign w:val="center"/>
+          </w:tcPr>
+          <w:p>
+            <w:r>
+              <w:rPr>
+                <w:rFonts w:ascii="Calibri" w:hAnsi="Calibri" w:eastAsia="Calibri"/>
+                <w:sz w:val="18"/>
+              </w:rPr>
+            </w:r>
+            <w:r>
+              <w:rPr>
+                <w:rFonts w:ascii="Calibri" w:hAnsi="Calibri" w:eastAsia="Calibri"/>
+                <w:b w:val="0"/>
+                <w:sz w:val="18"/>
+              </w:rPr>
+              <w:t>test-data/checkout.json</w:t>
+            </w:r>
+          </w:p>
+        </w:tc>
+        <w:tc>
+          <w:tcPr>
+            <w:tcW w:type="dxa" w:w="3160"/>
+            <w:vAlign w:val="center"/>
+          </w:tcPr>
+          <w:p>
+            <w:r>
+              <w:rPr>
+                <w:rFonts w:ascii="Calibri" w:hAnsi="Calibri" w:eastAsia="Calibri"/>
+                <w:sz w:val="18"/>
+              </w:rPr>
+            </w:r>
+            <w:r>
+              <w:rPr>
+                <w:rFonts w:ascii="Calibri" w:hAnsi="Calibri" w:eastAsia="Calibri"/>
+                <w:b w:val="0"/>
+                <w:sz w:val="18"/>
+              </w:rPr>
+              <w:t>Reused unmodified from CHECKOUT-001/PAYMENT-001 (already corrected in Step 13.5)</w:t>
+            </w:r>
+          </w:p>
+        </w:tc>
+      </w:tr>
+      <w:tr>
+        <w:tc>
+          <w:tcPr>
+            <w:tcW w:type="dxa" w:w="1800"/>
+            <w:vAlign w:val="center"/>
+          </w:tcPr>
+          <w:p>
+            <w:r>
+              <w:rPr>
+                <w:rFonts w:ascii="Calibri" w:hAnsi="Calibri" w:eastAsia="Calibri"/>
+                <w:sz w:val="18"/>
+              </w:rPr>
+            </w:r>
+            <w:r>
+              <w:rPr>
+                <w:rFonts w:ascii="Calibri" w:hAnsi="Calibri" w:eastAsia="Calibri"/>
+                <w:b w:val="0"/>
+                <w:sz w:val="18"/>
+              </w:rPr>
+              <w:t>AE-TC-HYBRID-002</w:t>
+            </w:r>
+          </w:p>
+        </w:tc>
+        <w:tc>
+          <w:tcPr>
+            <w:tcW w:type="dxa" w:w="2400"/>
+            <w:vAlign w:val="center"/>
+          </w:tcPr>
+          <w:p>
+            <w:r>
+              <w:rPr>
+                <w:rFonts w:ascii="Calibri" w:hAnsi="Calibri" w:eastAsia="Calibri"/>
+                <w:sz w:val="18"/>
+              </w:rPr>
+            </w:r>
+            <w:r>
+              <w:rPr>
+                <w:rFonts w:ascii="Calibri" w:hAnsi="Calibri" w:eastAsia="Calibri"/>
+                <w:b w:val="0"/>
+                <w:sz w:val="18"/>
+              </w:rPr>
+              <w:t>Product selection</w:t>
+            </w:r>
+          </w:p>
+        </w:tc>
+        <w:tc>
+          <w:tcPr>
+            <w:tcW w:type="dxa" w:w="3000"/>
+            <w:vAlign w:val="center"/>
+          </w:tcPr>
+          <w:p>
+            <w:r>
+              <w:rPr>
+                <w:rFonts w:ascii="Calibri" w:hAnsi="Calibri" w:eastAsia="Calibri"/>
+                <w:sz w:val="18"/>
+              </w:rPr>
+            </w:r>
+            <w:r>
+              <w:rPr>
+                <w:rFonts w:ascii="Calibri" w:hAnsi="Calibri" w:eastAsia="Calibri"/>
+                <w:b w:val="0"/>
+                <w:sz w:val="18"/>
+              </w:rPr>
+              <w:t>Live catalog via ProductsPage/ProductDetailsPage</w:t>
+            </w:r>
+          </w:p>
+        </w:tc>
+        <w:tc>
+          <w:tcPr>
+            <w:tcW w:type="dxa" w:w="3160"/>
+            <w:vAlign w:val="center"/>
+          </w:tcPr>
+          <w:p>
+            <w:r>
+              <w:rPr>
+                <w:rFonts w:ascii="Calibri" w:hAnsi="Calibri" w:eastAsia="Calibri"/>
+                <w:sz w:val="18"/>
+              </w:rPr>
+            </w:r>
+            <w:r>
+              <w:rPr>
+                <w:rFonts w:ascii="Calibri" w:hAnsi="Calibri" w:eastAsia="Calibri"/>
+                <w:b w:val="0"/>
+                <w:sz w:val="18"/>
+              </w:rPr>
+              <w:t>Same first-available-product pattern already used in tests/ui/checkout.spec.ts</w:t>
             </w:r>
           </w:p>
         </w:tc>
       </w:tr>
     </w:tbl>
+    <w:p/>
+    <w:p>
+      <w:r>
+        <w:t>No new reusable Hybrid-only test data is required. Both Hybrid test cases are fully satisfied by the existing dynamicUser template, the existing generateUniqueEmail() utility, and the existing checkout.json dataset. No new JSON file, field, or payload object is introduced by this addendum. This directly follows the governance rule already stated in Section 16: "Clean up accounts created during UI or API tests wherever the application supports deletion" and "Keep static data stable and dynamic data generated at runtime."</w:t>
+      </w:r>
+    </w:p>
+    <w:p>
+      <w:r>
+        <w:rPr>
+          <w:b/>
+        </w:rPr>
+        <w:t>Dynamic Email Generation Rules</w:t>
+      </w:r>
+    </w:p>
+    <w:p>
+      <w:r>
+        <w:t>Each Hybrid test calls generateUniqueEmail(scenario) with a scenario tag distinct from every existing UI, API, and Hybrid scenario tag already in use (for example, "hybridlogin" for AE-TC-HYBRID-001 and "hybridcheckout" for AE-TC-HYBRID-002). The generated email embeds a millisecond timestamp, which has already been proven collision-free across parallel execution in Steps 13 and 14 and requires no new mechanism.</w:t>
+      </w:r>
+    </w:p>
+    <w:p>
+      <w:r>
+        <w:rPr>
+          <w:b/>
+        </w:rPr>
+        <w:t>Cleanup Strategy</w:t>
+      </w:r>
+    </w:p>
+    <w:p>
+      <w:r>
+        <w:t>Both Hybrid test cases delete their account through AuthApiClient.deleteAccount (API layer), not through the UI Delete Account link, for symmetry with API-based setup and to keep the account lifecycle isolated from the UI behavior actually under test. Deletion runs inside a finally block. A cleanup failure is logged, not re-thrown, so it can never mask a genuine assertion failure that already occurred earlier in the test — the same discipline already applied in AE-TC-API-007.</w:t>
+      </w:r>
+    </w:p>
+    <w:p>
+      <w:r>
+        <w:rPr>
+          <w:b/>
+        </w:rPr>
+        <w:t>Data Ownership</w:t>
+      </w:r>
+    </w:p>
+    <w:p>
+      <w:r>
+        <w:t>Each Hybrid test owns exactly one dynamically created account for the duration of that single test only. No account is shared between Hybrid tests, UI tests, or API tests. The read-only template assets (users.json dynamicUser, checkout.json) are shared by reference across all layers, exactly as they already are across the UI and API suites — this is read-only reuse, not shared mutable state.</w:t>
+      </w:r>
+    </w:p>
+    <w:p>
+      <w:r>
+        <w:rPr>
+          <w:b/>
+        </w:rPr>
+        <w:t>Expected Lifecycle</w:t>
+      </w:r>
+    </w:p>
+    <w:p>
+      <w:r>
+        <w:t>Account created (API) at test start -&gt; exists only for the duration of that one test -&gt; consumed by the UI login/checkout flow -&gt; deleted (API) in the finally block at test end. No account or seed data persists between test runs, and no static/shared account is ever created for Hybrid Automation.</w:t>
+      </w:r>
+    </w:p>
     <w:sectPr>
       <w:headerReference w:type="default" r:id="rId9"/>
       <w:footerReference w:type="default" r:id="rId10"/>
